--- a/data/revised_2026-10_full/tracked/v2/Physics/SS3.4_Electrostatics/Physics_Electrostatics_SummaryTable_TRACKED.docx
+++ b/data/revised_2026-10_full/tracked/v2/Physics/SS3.4_Electrostatics/Physics_Electrostatics_SummaryTable_TRACKED.docx
@@ -736,7 +736,7 @@
               </w:rPr>
               <w:t xml:space="preserve">Two polythene strips rubbed with wool/fur repel; two perspex rods rubbed with silk repel; a polythene strip and a perspex rod attract; </w:t>
             </w:r>
-            <w:del w:id="9001" w:author="Claude (AI) - proposed" w:date="2026-10-15T08:04:51Z">
+            <w:del w:id="9001" w:author="Claude (AI) - proposed" w:date="2026-10-18T00:32:36Z">
               <w:r>
                 <w:rPr>
                   <w:rFonts w:ascii="Arial" w:cs="Arial" w:eastAsia="Arial" w:hAnsi="Arial"/>
@@ -751,7 +751,7 @@
                 <w:delText xml:space="preserve">unrubbed strips and rods do nothing</w:delText>
               </w:r>
             </w:del>
-            <w:ins w:id="9002" w:author="Claude (AI) - proposed" w:date="2026-10-15T08:04:51Z">
+            <w:ins w:id="9002" w:author="Claude (AI) - proposed" w:date="2026-10-18T00:32:36Z">
               <w:r>
                 <w:rPr>
                   <w:rFonts w:ascii="Arial" w:cs="Arial" w:eastAsia="Arial" w:hAnsi="Arial"/>
@@ -933,7 +933,7 @@
               </w:rPr>
               <w:t xml:space="preserve">We rubbed pairs of materials (glass with silk, ebonite with fur, perspex with wool/fur, polythene with silk, balloon with hair) and tested them against a negative polythene strip and a positive perspex rod. Rod and cloth had opposite signs, shown by repulsion. The balloon was negative and the hair positive. </w:t>
             </w:r>
-            <w:del w:id="9003" w:author="Claude (AI) - proposed" w:date="2026-10-15T08:04:51Z">
+            <w:del w:id="9003" w:author="Claude (AI) - proposed" w:date="2026-10-18T00:32:36Z">
               <w:r>
                 <w:rPr>
                   <w:rFonts w:ascii="Arial" w:cs="Arial" w:eastAsia="Arial" w:hAnsi="Arial"/>
@@ -948,7 +948,7 @@
                 <w:delText xml:space="preserve">Unrubbed objects showed no effect</w:delText>
               </w:r>
             </w:del>
-            <w:ins w:id="9004" w:author="Claude (AI) - proposed" w:date="2026-10-15T08:04:51Z">
+            <w:ins w:id="9004" w:author="Claude (AI) - proposed" w:date="2026-10-18T00:32:36Z">
               <w:r>
                 <w:rPr>
                   <w:rFonts w:ascii="Arial" w:cs="Arial" w:eastAsia="Arial" w:hAnsi="Arial"/>
@@ -2088,7 +2088,7 @@
         </w:rPr>
         <w:t xml:space="preserve">© 2026 SeaVuria and ARES. This work is licensed under a </w:t>
       </w:r>
-      <w:hyperlink w:history="1" r:id="rIdbzlw24hne7ond8joc6vu5">
+      <w:hyperlink w:history="1" r:id="rIdfqsud93iowdmizbhucpli">
         <w:r>
           <w:rPr>
             <w:rFonts w:ascii="Arial" w:cs="Arial" w:eastAsia="Arial" w:hAnsi="Arial"/>
@@ -2108,7 +2108,7 @@
         </w:rPr>
         <w:t xml:space="preserve"> (</w:t>
       </w:r>
-      <w:hyperlink w:history="1" r:id="rIdepf1ubjgozkvlljfmc9g9">
+      <w:hyperlink w:history="1" r:id="rIdebudi22juyogngre9gzg8">
         <w:r>
           <w:rPr>
             <w:rFonts w:ascii="Arial" w:cs="Arial" w:eastAsia="Arial" w:hAnsi="Arial"/>
@@ -2128,7 +2128,7 @@
         </w:rPr>
         <w:t xml:space="preserve">). To view a copy of this license, visit </w:t>
       </w:r>
-      <w:hyperlink w:history="1" r:id="rIdv7z8ijacj9hxi07voe52q">
+      <w:hyperlink w:history="1" r:id="rIdyp_fl-5nurb0cvrjoy0ql">
         <w:r>
           <w:rPr>
             <w:rFonts w:ascii="Arial" w:cs="Arial" w:eastAsia="Arial" w:hAnsi="Arial"/>
